--- a/00-首页/题组Word/第一轮·综合套卷/第一轮综合卷11-学生版.docx
+++ b/00-首页/题组Word/第一轮·综合套卷/第一轮综合卷11-学生版.docx
@@ -5332,15 +5332,136 @@
       </w:pPr>
       <w:r>
         <w:rPr>
-          <w:rFonts w:ascii="Times New Roman" w:hAnsi="Times New Roman" w:eastAsia="Times New Roman" w:cs="Times New Roman"/>
-        </w:rPr>
-        <w:t xml:space="preserve">A、B、C </w:t>
-      </w:r>
-      <w:r>
-        <w:rPr>
-          <w:rFonts w:hint="eastAsia" w:ascii="Times New Roman" w:hAnsi="Times New Roman" w:eastAsia="FangSong" w:cs="Times New Roman"/>
-        </w:rPr>
-        <w:t>三种元素</w:t>
+          <w:rFonts w:hint="eastAsia" w:ascii="Times New Roman" w:hAnsi="Times New Roman" w:eastAsia="FangSong" w:cs="Times New Roman"/>
+        </w:rPr>
+        <w:t xml:space="preserve">已知硼化物</w:t>
+      </w:r>
+      <w:r>
+        <w:rPr>
+          <w:rFonts w:ascii="Times New Roman" w:hAnsi="Times New Roman" w:eastAsia="Times New Roman" w:cs="Times New Roman"/>
+        </w:rPr>
+        <w:t xml:space="preserve"> </w:t>
+      </w:r>
+      <m:oMath>
+        <m:oMathPr>
+          <m:ctrlPr>
+            <w:rPr>
+              <w:sz w:val="28"/>
+              <w:szCs w:val="28"/>
+            </w:rPr>
+          </m:ctrlPr>
+        </m:oMathPr>
+        <m:sSub>
+          <m:e>
+            <m:r>
+              <m:t>B</m:t>
+            </m:r>
+          </m:e>
+          <m:sub>
+            <m:r>
+              <m:t>x</m:t>
+            </m:r>
+          </m:sub>
+        </m:sSub>
+        <m:sSubSup>
+          <m:e>
+            <m:r>
+              <m:t>H</m:t>
+            </m:r>
+          </m:e>
+          <m:sub>
+            <m:r>
+              <m:t>y</m:t>
+            </m:r>
+          </m:sub>
+          <m:sup>
+            <m:r>
+              <m:t>2</m:t>
+            </m:r>
+            <m:r>
+              <m:rPr>
+                <m:sty m:val="p"/>
+              </m:rPr>
+              <m:t>−</m:t>
+            </m:r>
+          </m:sup>
+        </m:sSubSup>
+      </m:oMath>
+      <w:r>
+        <w:rPr>
+          <w:rFonts w:ascii="Times New Roman" w:hAnsi="Times New Roman" w:eastAsia="Times New Roman" w:cs="Times New Roman"/>
+        </w:rPr>
+        <w:t xml:space="preserve"> </w:t>
+      </w:r>
+      <w:r>
+        <w:rPr>
+          <w:rFonts w:hint="eastAsia" w:ascii="Times New Roman" w:hAnsi="Times New Roman" w:eastAsia="FangSong" w:cs="Times New Roman"/>
+        </w:rPr>
+        <w:t xml:space="preserve">与</w:t>
+      </w:r>
+      <w:r>
+        <w:rPr>
+          <w:rFonts w:ascii="Times New Roman" w:hAnsi="Times New Roman" w:eastAsia="Times New Roman" w:cs="Times New Roman"/>
+        </w:rPr>
+        <w:t xml:space="preserve"> </w:t>
+      </w:r>
+      <m:oMath>
+        <m:oMathPr>
+          <m:ctrlPr>
+            <w:rPr>
+              <w:sz w:val="28"/>
+              <w:szCs w:val="28"/>
+            </w:rPr>
+          </m:ctrlPr>
+        </m:oMathPr>
+        <m:sSub>
+          <m:e>
+            <m:r>
+              <m:t>B</m:t>
+            </m:r>
+          </m:e>
+          <m:sub>
+            <m:r>
+              <m:t>10</m:t>
+            </m:r>
+          </m:sub>
+        </m:sSub>
+        <m:sSub>
+          <m:e>
+            <m:r>
+              <m:t>C</m:t>
+            </m:r>
+          </m:e>
+          <m:sub>
+            <m:r>
+              <m:t>2</m:t>
+            </m:r>
+          </m:sub>
+        </m:sSub>
+        <m:sSub>
+          <m:e>
+            <m:r>
+              <m:t>H</m:t>
+            </m:r>
+          </m:e>
+          <m:sub>
+            <m:r>
+              <m:t>12</m:t>
+            </m:r>
+          </m:sub>
+        </m:sSub>
+      </m:oMath>
+      <w:r>
+        <w:rPr>
+          <w:rFonts w:ascii="Times New Roman" w:hAnsi="Times New Roman" w:eastAsia="Times New Roman" w:cs="Times New Roman"/>
+        </w:rPr>
+        <w:t xml:space="preserve"> </w:t>
+      </w:r>
+      <w:r>
+        <w:rPr>
+          <w:rFonts w:hint="eastAsia" w:ascii="Times New Roman" w:hAnsi="Times New Roman" w:eastAsia="FangSong" w:cs="Times New Roman"/>
+        </w:rPr>
+        <w:t>的电子总数相同</w:t>
       </w:r>
       <w:r>
         <w:rPr>
@@ -5352,98 +5473,322 @@
         <w:rPr>
           <w:rFonts w:hint="eastAsia" w:ascii="Times New Roman" w:hAnsi="Times New Roman" w:eastAsia="FangSong" w:cs="Times New Roman"/>
         </w:rPr>
-        <w:t>其中有一种金属元素</w:t>
-      </w:r>
-      <w:r>
-        <w:rPr>
-          <w:rFonts w:hint="eastAsia" w:ascii="Times New Roman" w:hAnsi="Times New Roman" w:eastAsia="Times New Roman" w:cs="Times New Roman"/>
-        </w:rPr>
-        <w:t>。A、B</w:t>
-      </w:r>
-      <w:r>
-        <w:rPr>
-          <w:rFonts w:ascii="Times New Roman" w:hAnsi="Times New Roman" w:eastAsia="Times New Roman" w:cs="Times New Roman"/>
-        </w:rPr>
-        <w:t xml:space="preserve"> </w:t>
-      </w:r>
-      <w:r>
-        <w:rPr>
-          <w:rFonts w:hint="eastAsia" w:ascii="Times New Roman" w:hAnsi="Times New Roman" w:eastAsia="FangSong" w:cs="Times New Roman"/>
-        </w:rPr>
-        <w:t>原子的电子层数相同</w:t>
-      </w:r>
-      <w:r>
-        <w:rPr>
-          <w:rFonts w:hint="eastAsia" w:ascii="Times New Roman" w:hAnsi="Times New Roman" w:eastAsia="Times New Roman" w:cs="Times New Roman"/>
-        </w:rPr>
-        <w:t>。B、C</w:t>
-      </w:r>
-      <w:r>
-        <w:rPr>
-          <w:rFonts w:ascii="Times New Roman" w:hAnsi="Times New Roman" w:eastAsia="Times New Roman" w:cs="Times New Roman"/>
-        </w:rPr>
-        <w:t xml:space="preserve"> </w:t>
-      </w:r>
-      <w:r>
-        <w:rPr>
-          <w:rFonts w:hint="eastAsia" w:ascii="Times New Roman" w:hAnsi="Times New Roman" w:eastAsia="FangSong" w:cs="Times New Roman"/>
-        </w:rPr>
-        <w:t>原子的最外层电子数相同</w:t>
-      </w:r>
-      <w:r>
-        <w:rPr>
-          <w:rFonts w:hint="eastAsia" w:ascii="Times New Roman" w:hAnsi="Times New Roman" w:eastAsia="Times New Roman" w:cs="Times New Roman"/>
-        </w:rPr>
-        <w:t>。</w:t>
-      </w:r>
-      <w:r>
-        <w:rPr>
-          <w:rFonts w:hint="eastAsia" w:ascii="Times New Roman" w:hAnsi="Times New Roman" w:eastAsia="FangSong" w:cs="Times New Roman"/>
-        </w:rPr>
-        <w:t>又知这三种元素原子的最外层电子数之和为</w:t>
-      </w:r>
-      <w:r>
-        <w:rPr>
-          <w:rFonts w:ascii="Times New Roman" w:hAnsi="Times New Roman" w:eastAsia="Times New Roman" w:cs="Times New Roman"/>
-        </w:rPr>
-        <w:t xml:space="preserve"> </w:t>
-      </w:r>
-      <w:r>
-        <w:rPr>
-          <w:rFonts w:hint="eastAsia" w:ascii="Times New Roman" w:hAnsi="Times New Roman" w:eastAsia="Times New Roman" w:cs="Times New Roman"/>
-        </w:rPr>
-        <w:t>17。</w:t>
-      </w:r>
-      <w:r>
-        <w:rPr>
-          <w:rFonts w:hint="eastAsia" w:ascii="Times New Roman" w:hAnsi="Times New Roman" w:eastAsia="FangSong" w:cs="Times New Roman"/>
-        </w:rPr>
-        <w:t>原子核中的质子数之和为</w:t>
-      </w:r>
-      <w:r>
-        <w:rPr>
-          <w:rFonts w:ascii="Times New Roman" w:hAnsi="Times New Roman" w:eastAsia="Times New Roman" w:cs="Times New Roman"/>
-        </w:rPr>
-        <w:t xml:space="preserve"> </w:t>
-      </w:r>
-      <w:r>
-        <w:rPr>
-          <w:rFonts w:hint="eastAsia" w:ascii="Times New Roman" w:hAnsi="Times New Roman" w:eastAsia="Times New Roman" w:cs="Times New Roman"/>
-        </w:rPr>
-        <w:t>31。</w:t>
-      </w:r>
-      <w:r>
-        <w:rPr>
-          <w:rFonts w:hint="eastAsia" w:ascii="Times New Roman" w:hAnsi="Times New Roman" w:eastAsia="FangSong" w:cs="Times New Roman"/>
-        </w:rPr>
-        <w:t>试通过计算确定这三种元素的名称</w:t>
-      </w:r>
-      <w:r>
-        <w:rPr>
-          <w:rFonts w:hint="eastAsia" w:ascii="Times New Roman" w:hAnsi="Times New Roman" w:eastAsia="Times New Roman" w:cs="Times New Roman"/>
-        </w:rPr>
-        <w:t>。</w:t>
-      </w:r>
+        <w:t>则</w:t>
+      </w:r>
+      <w:r>
+        <w:rPr>
+          <w:rFonts w:ascii="Times New Roman" w:hAnsi="Times New Roman" w:eastAsia="Times New Roman" w:cs="Times New Roman"/>
+        </w:rPr>
+        <w:t xml:space="preserve"> </w:t>
+      </w:r>
+      <m:oMath>
+        <m:oMathPr>
+          <m:ctrlPr>
+            <w:rPr>
+              <w:sz w:val="28"/>
+              <w:szCs w:val="28"/>
+            </w:rPr>
+          </m:ctrlPr>
+        </m:oMathPr>
+        <m:sSub>
+          <m:e>
+            <m:r>
+              <m:t>B</m:t>
+            </m:r>
+          </m:e>
+          <m:sub>
+            <m:r>
+              <m:t>x</m:t>
+            </m:r>
+          </m:sub>
+        </m:sSub>
+        <m:sSubSup>
+          <m:e>
+            <m:r>
+              <m:t>H</m:t>
+            </m:r>
+          </m:e>
+          <m:sub>
+            <m:r>
+              <m:t>y</m:t>
+            </m:r>
+          </m:sub>
+          <m:sup>
+            <m:r>
+              <m:t>2</m:t>
+            </m:r>
+            <m:r>
+              <m:rPr>
+                <m:sty m:val="p"/>
+              </m:rPr>
+              <m:t>−</m:t>
+            </m:r>
+          </m:sup>
+        </m:sSubSup>
+      </m:oMath>
+      <w:r>
+        <w:rPr>
+          <w:rFonts w:ascii="Times New Roman" w:hAnsi="Times New Roman" w:eastAsia="Times New Roman" w:cs="Times New Roman"/>
+        </w:rPr>
+        <w:t xml:space="preserve"> </w:t>
+      </w:r>
+      <w:r>
+        <w:rPr>
+          <w:rFonts w:hint="eastAsia" w:ascii="Times New Roman" w:hAnsi="Times New Roman" w:eastAsia="FangSong" w:cs="Times New Roman"/>
+        </w:rPr>
+        <w:t>的正确表达式为</w:t>
+      </w:r>
+      <w:r>
+        <w:rPr>
+          <w:rFonts w:hint="eastAsia" w:ascii="Times New Roman" w:hAnsi="Times New Roman" w:eastAsia="Times New Roman" w:cs="Times New Roman"/>
+        </w:rPr>
+        <w:t>（</w:t>
+      </w:r>
+      <w:r>
+        <w:rPr>
+          <w:rFonts w:ascii="Times New Roman" w:hAnsi="Times New Roman" w:eastAsia="Times New Roman" w:cs="Times New Roman"/>
+        </w:rPr>
+        <w:t xml:space="preserve">　</w:t>
+      </w:r>
+      <w:r>
+        <w:rPr>
+          <w:rFonts w:hint="eastAsia" w:ascii="Times New Roman" w:hAnsi="Times New Roman" w:eastAsia="Times New Roman" w:cs="Times New Roman"/>
+        </w:rPr>
+        <w:t xml:space="preserve">）</w:t>
+      </w:r>
+    </w:p>
+    <w:p>
+      <w:pPr>
+        <w:pStyle w:val="BodyText"/>
+      </w:pPr>
+      <w:r>
+        <w:rPr>
+          <w:rFonts w:ascii="Times New Roman" w:hAnsi="Times New Roman" w:eastAsia="Times New Roman" w:cs="Times New Roman"/>
+        </w:rPr>
+        <w:t xml:space="preserve">A.</w:t>
+      </w:r>
+      <w:r>
+        <w:rPr>
+          <w:rFonts w:ascii="Times New Roman" w:hAnsi="Times New Roman" w:eastAsia="Times New Roman" w:cs="Times New Roman"/>
+        </w:rPr>
+        <w:t xml:space="preserve"> </w:t>
+      </w:r>
+      <m:oMath>
+        <m:oMathPr>
+          <m:ctrlPr>
+            <w:rPr>
+              <w:sz w:val="28"/>
+              <w:szCs w:val="28"/>
+            </w:rPr>
+          </m:ctrlPr>
+        </m:oMathPr>
+        <m:sSub>
+          <m:e>
+            <m:r>
+              <m:t>B</m:t>
+            </m:r>
+          </m:e>
+          <m:sub>
+            <m:r>
+              <m:t>9</m:t>
+            </m:r>
+          </m:sub>
+        </m:sSub>
+        <m:sSubSup>
+          <m:e>
+            <m:r>
+              <m:t>H</m:t>
+            </m:r>
+          </m:e>
+          <m:sub>
+            <m:r>
+              <m:t>15</m:t>
+            </m:r>
+          </m:sub>
+          <m:sup>
+            <m:r>
+              <m:t>2</m:t>
+            </m:r>
+            <m:r>
+              <m:rPr>
+                <m:sty m:val="p"/>
+              </m:rPr>
+              <m:t>−</m:t>
+            </m:r>
+          </m:sup>
+        </m:sSubSup>
+      </m:oMath>
+      <w:r>
+        <w:rPr>
+          <w:rFonts w:ascii="Times New Roman" w:hAnsi="Times New Roman" w:eastAsia="Times New Roman" w:cs="Times New Roman"/>
+        </w:rPr>
+        <w:t xml:space="preserve">　　B.</w:t>
+      </w:r>
+      <w:r>
+        <w:rPr>
+          <w:rFonts w:ascii="Times New Roman" w:hAnsi="Times New Roman" w:eastAsia="Times New Roman" w:cs="Times New Roman"/>
+        </w:rPr>
+        <w:t xml:space="preserve"> </w:t>
+      </w:r>
+      <m:oMath>
+        <m:oMathPr>
+          <m:ctrlPr>
+            <w:rPr>
+              <w:sz w:val="28"/>
+              <w:szCs w:val="28"/>
+            </w:rPr>
+          </m:ctrlPr>
+        </m:oMathPr>
+        <m:sSub>
+          <m:e>
+            <m:r>
+              <m:t>B</m:t>
+            </m:r>
+          </m:e>
+          <m:sub>
+            <m:r>
+              <m:t>10</m:t>
+            </m:r>
+          </m:sub>
+        </m:sSub>
+        <m:sSubSup>
+          <m:e>
+            <m:r>
+              <m:t>H</m:t>
+            </m:r>
+          </m:e>
+          <m:sub>
+            <m:r>
+              <m:t>14</m:t>
+            </m:r>
+          </m:sub>
+          <m:sup>
+            <m:r>
+              <m:t>2</m:t>
+            </m:r>
+            <m:r>
+              <m:rPr>
+                <m:sty m:val="p"/>
+              </m:rPr>
+              <m:t>−</m:t>
+            </m:r>
+          </m:sup>
+        </m:sSubSup>
+      </m:oMath>
+      <w:r>
+        <w:rPr>
+          <w:rFonts w:ascii="Times New Roman" w:hAnsi="Times New Roman" w:eastAsia="Times New Roman" w:cs="Times New Roman"/>
+        </w:rPr>
+        <w:t xml:space="preserve">　　C.</w:t>
+      </w:r>
+      <w:r>
+        <w:rPr>
+          <w:rFonts w:ascii="Times New Roman" w:hAnsi="Times New Roman" w:eastAsia="Times New Roman" w:cs="Times New Roman"/>
+        </w:rPr>
+        <w:t xml:space="preserve"> </w:t>
+      </w:r>
+      <m:oMath>
+        <m:oMathPr>
+          <m:ctrlPr>
+            <w:rPr>
+              <w:sz w:val="28"/>
+              <w:szCs w:val="28"/>
+            </w:rPr>
+          </m:ctrlPr>
+        </m:oMathPr>
+        <m:sSub>
+          <m:e>
+            <m:r>
+              <m:t>B</m:t>
+            </m:r>
+          </m:e>
+          <m:sub>
+            <m:r>
+              <m:t>11</m:t>
+            </m:r>
+          </m:sub>
+        </m:sSub>
+        <m:sSubSup>
+          <m:e>
+            <m:r>
+              <m:t>H</m:t>
+            </m:r>
+          </m:e>
+          <m:sub>
+            <m:r>
+              <m:t>13</m:t>
+            </m:r>
+          </m:sub>
+          <m:sup>
+            <m:r>
+              <m:t>2</m:t>
+            </m:r>
+            <m:r>
+              <m:rPr>
+                <m:sty m:val="p"/>
+              </m:rPr>
+              <m:t>−</m:t>
+            </m:r>
+          </m:sup>
+        </m:sSubSup>
+      </m:oMath>
+      <w:r>
+        <w:rPr>
+          <w:rFonts w:ascii="Times New Roman" w:hAnsi="Times New Roman" w:eastAsia="Times New Roman" w:cs="Times New Roman"/>
+        </w:rPr>
+        <w:t xml:space="preserve">　　D.</w:t>
+      </w:r>
+      <w:r>
+        <w:rPr>
+          <w:rFonts w:ascii="Times New Roman" w:hAnsi="Times New Roman" w:eastAsia="Times New Roman" w:cs="Times New Roman"/>
+        </w:rPr>
+        <w:t xml:space="preserve"> </w:t>
+      </w:r>
+      <m:oMath>
+        <m:oMathPr>
+          <m:ctrlPr>
+            <w:rPr>
+              <w:sz w:val="28"/>
+              <w:szCs w:val="28"/>
+            </w:rPr>
+          </m:ctrlPr>
+        </m:oMathPr>
+        <m:sSub>
+          <m:e>
+            <m:r>
+              <m:t>B</m:t>
+            </m:r>
+          </m:e>
+          <m:sub>
+            <m:r>
+              <m:t>12</m:t>
+            </m:r>
+          </m:sub>
+        </m:sSub>
+        <m:sSubSup>
+          <m:e>
+            <m:r>
+              <m:t>H</m:t>
+            </m:r>
+          </m:e>
+          <m:sub>
+            <m:r>
+              <m:t>12</m:t>
+            </m:r>
+          </m:sub>
+          <m:sup>
+            <m:r>
+              <m:t>2</m:t>
+            </m:r>
+            <m:r>
+              <m:rPr>
+                <m:sty m:val="p"/>
+              </m:rPr>
+              <m:t>−</m:t>
+            </m:r>
+          </m:sup>
+        </m:sSubSup>
+      </m:oMath>
     </w:p>
     <w:p>
       <w:pPr>
@@ -5530,7 +5875,7 @@
               <w:rPr>
                 <w:rFonts w:hint="eastAsia" w:ascii="Times New Roman" w:hAnsi="Times New Roman" w:eastAsia="FangSong" w:cs="Times New Roman"/>
               </w:rPr>
-              <w:t xml:space="preserve">原子结构</w:t>
+              <w:t xml:space="preserve">等电子体</w:t>
             </w:r>
           </w:p>
         </w:tc>
@@ -5545,19 +5890,25 @@
               <w:rPr>
                 <w:rFonts w:hint="eastAsia" w:ascii="Times New Roman" w:hAnsi="Times New Roman" w:eastAsia="FangSong" w:cs="Times New Roman"/>
               </w:rPr>
-              <w:t>电子层数</w:t>
+              <w:t>电子总数相同的物种判断</w:t>
             </w:r>
             <w:r>
               <w:rPr>
                 <w:rFonts w:hint="eastAsia" w:ascii="Times New Roman" w:hAnsi="Times New Roman" w:eastAsia="Times New Roman" w:cs="Times New Roman"/>
               </w:rPr>
-              <w:t>、</w:t>
+              <w:t>（</w:t>
             </w:r>
             <w:r>
               <w:rPr>
                 <w:rFonts w:hint="eastAsia" w:ascii="Times New Roman" w:hAnsi="Times New Roman" w:eastAsia="FangSong" w:cs="Times New Roman"/>
               </w:rPr>
-              <w:t>最外层电子数与质子数关系</w:t>
+              <w:t>等电子思想</w:t>
+            </w:r>
+            <w:r>
+              <w:rPr>
+                <w:rFonts w:hint="eastAsia" w:ascii="Times New Roman" w:hAnsi="Times New Roman" w:eastAsia="Times New Roman" w:cs="Times New Roman"/>
+              </w:rPr>
+              <w:t>）</w:t>
             </w:r>
           </w:p>
         </w:tc>
@@ -5574,7 +5925,7 @@
               <w:rPr>
                 <w:rFonts w:hint="eastAsia" w:ascii="Times New Roman" w:hAnsi="Times New Roman" w:eastAsia="FangSong" w:cs="Times New Roman"/>
               </w:rPr>
-              <w:t xml:space="preserve">元素周期律</w:t>
+              <w:t xml:space="preserve">原子结构</w:t>
             </w:r>
           </w:p>
         </w:tc>
@@ -5589,69 +5940,7 @@
               <w:rPr>
                 <w:rFonts w:hint="eastAsia" w:ascii="Times New Roman" w:hAnsi="Times New Roman" w:eastAsia="FangSong" w:cs="Times New Roman"/>
               </w:rPr>
-              <w:t>金属</w:t>
-            </w:r>
-            <w:r>
-              <w:rPr>
-                <w:rFonts w:hint="eastAsia" w:ascii="Times New Roman" w:hAnsi="Times New Roman" w:eastAsia="Times New Roman" w:cs="Times New Roman"/>
-              </w:rPr>
-              <w:t>/</w:t>
-            </w:r>
-            <w:r>
-              <w:rPr>
-                <w:rFonts w:hint="eastAsia" w:ascii="Times New Roman" w:hAnsi="Times New Roman" w:eastAsia="FangSong" w:cs="Times New Roman"/>
-              </w:rPr>
-              <w:t>非金属元素在周期表中的位置</w:t>
-            </w:r>
-          </w:p>
-        </w:tc>
-      </w:tr>
-      <w:tr>
-        <w:tc>
-          <w:tcPr/>
-          <w:p>
-            <w:pPr>
-              <w:pStyle w:val="Compact"/>
-              <w:jc w:val="center"/>
-            </w:pPr>
-            <w:r>
-              <w:rPr>
-                <w:rFonts w:hint="eastAsia" w:ascii="Times New Roman" w:hAnsi="Times New Roman" w:eastAsia="FangSong" w:cs="Times New Roman"/>
-              </w:rPr>
-              <w:t xml:space="preserve">稀有气体</w:t>
-            </w:r>
-          </w:p>
-        </w:tc>
-        <w:tc>
-          <w:tcPr/>
-          <w:p>
-            <w:pPr>
-              <w:pStyle w:val="Compact"/>
-              <w:jc w:val="center"/>
-            </w:pPr>
-            <w:r>
-              <w:rPr>
-                <w:rFonts w:ascii="Times New Roman" w:hAnsi="Times New Roman" w:eastAsia="Times New Roman" w:cs="Times New Roman"/>
-              </w:rPr>
-              <w:t xml:space="preserve">Ne、Ar </w:t>
-            </w:r>
-            <w:r>
-              <w:rPr>
-                <w:rFonts w:hint="eastAsia" w:ascii="Times New Roman" w:hAnsi="Times New Roman" w:eastAsia="FangSong" w:cs="Times New Roman"/>
-              </w:rPr>
-              <w:t xml:space="preserve">最外层</w:t>
-            </w:r>
-            <w:r>
-              <w:rPr>
-                <w:rFonts w:ascii="Times New Roman" w:hAnsi="Times New Roman" w:eastAsia="Times New Roman" w:cs="Times New Roman"/>
-              </w:rPr>
-              <w:t xml:space="preserve"> 8 </w:t>
-            </w:r>
-            <w:r>
-              <w:rPr>
-                <w:rFonts w:hint="eastAsia" w:ascii="Times New Roman" w:hAnsi="Times New Roman" w:eastAsia="FangSong" w:cs="Times New Roman"/>
-              </w:rPr>
-              <w:t xml:space="preserve">电子结构</w:t>
+              <w:t xml:space="preserve">原子核外电子数守恒计算</w:t>
             </w:r>
           </w:p>
         </w:tc>
@@ -5703,7 +5992,7 @@
           <w:b/>
           <w:bCs/>
         </w:rPr>
-        <w:t xml:space="preserve">同母题变体</w:t>
+        <w:t xml:space="preserve">小问同源</w:t>
       </w:r>
       <w:r>
         <w:rPr>
@@ -5715,109 +6004,85 @@
         <w:rPr>
           <w:rFonts w:hint="eastAsia" w:ascii="Times New Roman" w:hAnsi="Times New Roman" w:eastAsia="FangSong" w:cs="Times New Roman"/>
         </w:rPr>
-        <w:t>本讲实战演练</w:t>
-      </w:r>
-      <w:r>
-        <w:rPr>
-          <w:rFonts w:ascii="Times New Roman" w:hAnsi="Times New Roman" w:eastAsia="Times New Roman" w:cs="Times New Roman"/>
-        </w:rPr>
-        <w:t xml:space="preserve"> </w:t>
-      </w:r>
-      <w:r>
-        <w:rPr>
-          <w:rFonts w:hint="eastAsia" w:ascii="Times New Roman" w:hAnsi="Times New Roman" w:eastAsia="Times New Roman" w:cs="Times New Roman"/>
-        </w:rPr>
-        <w:t xml:space="preserve">1（1996</w:t>
-      </w:r>
-      <w:r>
-        <w:rPr>
-          <w:rFonts w:ascii="Times New Roman" w:hAnsi="Times New Roman" w:eastAsia="Times New Roman" w:cs="Times New Roman"/>
-        </w:rPr>
-        <w:t xml:space="preserve"> </w:t>
-      </w:r>
-      <w:r>
-        <w:rPr>
-          <w:rFonts w:hint="eastAsia" w:ascii="Times New Roman" w:hAnsi="Times New Roman" w:eastAsia="FangSong" w:cs="Times New Roman"/>
-        </w:rPr>
-        <w:t>陕西</w:t>
-      </w:r>
-      <w:r>
-        <w:rPr>
-          <w:rFonts w:hint="eastAsia" w:ascii="Times New Roman" w:hAnsi="Times New Roman" w:eastAsia="Times New Roman" w:cs="Times New Roman"/>
-        </w:rPr>
-        <w:t>，1:2:1</w:t>
-      </w:r>
-      <w:r>
-        <w:rPr>
-          <w:rFonts w:ascii="Times New Roman" w:hAnsi="Times New Roman" w:eastAsia="Times New Roman" w:cs="Times New Roman"/>
-        </w:rPr>
-        <w:t xml:space="preserve"> </w:t>
-      </w:r>
-      <w:r>
-        <w:rPr>
-          <w:rFonts w:hint="eastAsia" w:ascii="Times New Roman" w:hAnsi="Times New Roman" w:eastAsia="FangSong" w:cs="Times New Roman"/>
-        </w:rPr>
-        <w:t>版</w:t>
-      </w:r>
-      <w:r>
-        <w:rPr>
-          <w:rFonts w:hint="eastAsia" w:ascii="Times New Roman" w:hAnsi="Times New Roman" w:eastAsia="Times New Roman" w:cs="Times New Roman"/>
-        </w:rPr>
-        <w:t>，</w:t>
-      </w:r>
-      <w:r>
-        <w:rPr>
-          <w:rFonts w:hint="eastAsia" w:ascii="Times New Roman" w:hAnsi="Times New Roman" w:eastAsia="FangSong" w:cs="Times New Roman"/>
-        </w:rPr>
-        <w:t>互见</w:t>
-      </w:r>
-      <w:r>
-        <w:rPr>
-          <w:rFonts w:ascii="Times New Roman" w:hAnsi="Times New Roman" w:eastAsia="Times New Roman" w:cs="Times New Roman"/>
-        </w:rPr>
-        <w:t xml:space="preserve"> </w:t>
-      </w:r>
-      <w:r>
-        <w:rPr>
-          <w:rFonts w:hint="eastAsia" w:ascii="Times New Roman" w:hAnsi="Times New Roman" w:eastAsia="FangSong" w:cs="Times New Roman"/>
-        </w:rPr>
         <w:t>题</w:t>
       </w:r>
       <w:r>
         <w:rPr>
           <w:rFonts w:hint="eastAsia" w:ascii="Times New Roman" w:hAnsi="Times New Roman" w:eastAsia="Times New Roman" w:cs="Times New Roman"/>
         </w:rPr>
-        <w:t>-103-</w:t>
-      </w:r>
-      <w:r>
-        <w:rPr>
-          <w:rFonts w:hint="eastAsia" w:ascii="Times New Roman" w:hAnsi="Times New Roman" w:eastAsia="FangSong" w:cs="Times New Roman"/>
-        </w:rPr>
-        <w:t>一分册</w:t>
-      </w:r>
-      <w:r>
-        <w:rPr>
-          <w:rFonts w:hint="eastAsia" w:ascii="Times New Roman" w:hAnsi="Times New Roman" w:eastAsia="Times New Roman" w:cs="Times New Roman"/>
-        </w:rPr>
-        <w:t>-L5</w:t>
-      </w:r>
-      <w:r>
-        <w:rPr>
-          <w:rFonts w:hint="eastAsia" w:ascii="Times New Roman" w:hAnsi="Times New Roman" w:eastAsia="FangSong" w:cs="Times New Roman"/>
-        </w:rPr>
-        <w:t>实</w:t>
-      </w:r>
-      <w:r>
-        <w:rPr>
-          <w:rFonts w:hint="eastAsia" w:ascii="Times New Roman" w:hAnsi="Times New Roman" w:eastAsia="Times New Roman" w:cs="Times New Roman"/>
-        </w:rPr>
-        <w:t>1-</w:t>
-      </w:r>
-      <w:r>
-        <w:rPr>
-          <w:rFonts w:hint="eastAsia" w:ascii="Times New Roman" w:hAnsi="Times New Roman" w:eastAsia="FangSong" w:cs="Times New Roman"/>
-        </w:rPr>
-        <w:t>双原子分子式量变体</w:t>
+        <w:t>-044-</w:t>
+      </w:r>
+      <w:r>
+        <w:rPr>
+          <w:rFonts w:hint="eastAsia" w:ascii="Times New Roman" w:hAnsi="Times New Roman" w:eastAsia="FangSong" w:cs="Times New Roman"/>
+        </w:rPr>
+        <w:t>上海中学</w:t>
+      </w:r>
+      <w:r>
+        <w:rPr>
+          <w:rFonts w:hint="eastAsia" w:ascii="Times New Roman" w:hAnsi="Times New Roman" w:eastAsia="Times New Roman" w:cs="Times New Roman"/>
+        </w:rPr>
+        <w:t>-</w:t>
+      </w:r>
+      <w:r>
+        <w:rPr>
+          <w:rFonts w:hint="eastAsia" w:ascii="Times New Roman" w:hAnsi="Times New Roman" w:eastAsia="FangSong" w:cs="Times New Roman"/>
+        </w:rPr>
+        <w:t>元素周期表与元素周期律</w:t>
+      </w:r>
+      <w:r>
+        <w:rPr>
+          <w:rFonts w:hint="eastAsia" w:ascii="Times New Roman" w:hAnsi="Times New Roman" w:eastAsia="Times New Roman" w:cs="Times New Roman"/>
+        </w:rPr>
+        <w:t>-</w:t>
+      </w:r>
+      <w:r>
+        <w:rPr>
+          <w:rFonts w:hint="eastAsia" w:ascii="Times New Roman" w:hAnsi="Times New Roman" w:eastAsia="FangSong" w:cs="Times New Roman"/>
+        </w:rPr>
+        <w:t>习题</w:t>
+      </w:r>
+      <w:r>
+        <w:rPr>
+          <w:rFonts w:hint="eastAsia" w:ascii="Times New Roman" w:hAnsi="Times New Roman" w:eastAsia="Times New Roman" w:cs="Times New Roman"/>
+        </w:rPr>
+        <w:t>1（</w:t>
+      </w:r>
+      <w:r>
+        <w:rPr>
+          <w:rFonts w:hint="eastAsia" w:ascii="Times New Roman" w:hAnsi="Times New Roman" w:eastAsia="FangSong" w:cs="Times New Roman"/>
+        </w:rPr>
+        <w:t>同考第</w:t>
+      </w:r>
+      <w:r>
+        <w:rPr>
+          <w:rFonts w:ascii="Times New Roman" w:hAnsi="Times New Roman" w:eastAsia="Times New Roman" w:cs="Times New Roman"/>
+        </w:rPr>
+        <w:t xml:space="preserve"> 8 </w:t>
+      </w:r>
+      <w:r>
+        <w:rPr>
+          <w:rFonts w:hint="eastAsia" w:ascii="Times New Roman" w:hAnsi="Times New Roman" w:eastAsia="FangSong" w:cs="Times New Roman"/>
+        </w:rPr>
+        <w:t>周期</w:t>
+      </w:r>
+      <w:r>
+        <w:rPr>
+          <w:rFonts w:hint="eastAsia" w:ascii="Times New Roman" w:hAnsi="Times New Roman" w:eastAsia="Times New Roman" w:cs="Times New Roman"/>
+        </w:rPr>
+        <w:t>/166</w:t>
+      </w:r>
+      <w:r>
+        <w:rPr>
+          <w:rFonts w:ascii="Times New Roman" w:hAnsi="Times New Roman" w:eastAsia="Times New Roman" w:cs="Times New Roman"/>
+        </w:rPr>
+        <w:t xml:space="preserve"> </w:t>
+      </w:r>
+      <w:r>
+        <w:rPr>
+          <w:rFonts w:hint="eastAsia" w:ascii="Times New Roman" w:hAnsi="Times New Roman" w:eastAsia="FangSong" w:cs="Times New Roman"/>
+        </w:rPr>
+        <w:t>号元素位置外推</w:t>
       </w:r>
       <w:r>
         <w:rPr>
@@ -5857,9 +6122,15 @@
       </w:pPr>
       <w:r>
         <w:rPr>
-          <w:rFonts w:hint="eastAsia" w:ascii="Times New Roman" w:hAnsi="Times New Roman" w:eastAsia="FangSong" w:cs="Times New Roman"/>
-        </w:rPr>
-        <w:t>某元素构成的双原子单质分子有三种</w:t>
+          <w:rFonts w:ascii="Times New Roman" w:hAnsi="Times New Roman" w:eastAsia="Times New Roman" w:cs="Times New Roman"/>
+        </w:rPr>
+        <w:t xml:space="preserve">1999 </w:t>
+      </w:r>
+      <w:r>
+        <w:rPr>
+          <w:rFonts w:hint="eastAsia" w:ascii="Times New Roman" w:hAnsi="Times New Roman" w:eastAsia="FangSong" w:cs="Times New Roman"/>
+        </w:rPr>
+        <w:t>年是人造元素丰收年</w:t>
       </w:r>
       <w:r>
         <w:rPr>
@@ -5871,13 +6142,13 @@
         <w:rPr>
           <w:rFonts w:hint="eastAsia" w:ascii="Times New Roman" w:hAnsi="Times New Roman" w:eastAsia="FangSong" w:cs="Times New Roman"/>
         </w:rPr>
-        <w:t>其式量分别是</w:t>
-      </w:r>
-      <w:r>
-        <w:rPr>
-          <w:rFonts w:ascii="Times New Roman" w:hAnsi="Times New Roman" w:eastAsia="Times New Roman" w:cs="Times New Roman"/>
-        </w:rPr>
-        <w:t xml:space="preserve"> 158、160 </w:t>
+        <w:t>一年间得到第</w:t>
+      </w:r>
+      <w:r>
+        <w:rPr>
+          <w:rFonts w:ascii="Times New Roman" w:hAnsi="Times New Roman" w:eastAsia="Times New Roman" w:cs="Times New Roman"/>
+        </w:rPr>
+        <w:t xml:space="preserve"> 114、116 </w:t>
       </w:r>
       <w:r>
         <w:rPr>
@@ -5889,19 +6160,67 @@
         <w:rPr>
           <w:rFonts w:ascii="Times New Roman" w:hAnsi="Times New Roman" w:eastAsia="Times New Roman" w:cs="Times New Roman"/>
         </w:rPr>
-        <w:t xml:space="preserve"> </w:t>
-      </w:r>
-      <w:r>
-        <w:rPr>
-          <w:rFonts w:hint="eastAsia" w:ascii="Times New Roman" w:hAnsi="Times New Roman" w:eastAsia="Times New Roman" w:cs="Times New Roman"/>
-        </w:rPr>
-        <w:t>162。</w:t>
-      </w:r>
-      <w:r>
-        <w:rPr>
-          <w:rFonts w:hint="eastAsia" w:ascii="Times New Roman" w:hAnsi="Times New Roman" w:eastAsia="FangSong" w:cs="Times New Roman"/>
-        </w:rPr>
-        <w:t>在天然单质中</w:t>
+        <w:t xml:space="preserve"> 118 </w:t>
+      </w:r>
+      <w:r>
+        <w:rPr>
+          <w:rFonts w:hint="eastAsia" w:ascii="Times New Roman" w:hAnsi="Times New Roman" w:eastAsia="FangSong" w:cs="Times New Roman"/>
+        </w:rPr>
+        <w:t>号三种新元素</w:t>
+      </w:r>
+      <w:r>
+        <w:rPr>
+          <w:rFonts w:hint="eastAsia" w:ascii="Times New Roman" w:hAnsi="Times New Roman" w:eastAsia="Times New Roman" w:cs="Times New Roman"/>
+        </w:rPr>
+        <w:t>。</w:t>
+      </w:r>
+      <w:r>
+        <w:rPr>
+          <w:rFonts w:hint="eastAsia" w:ascii="Times New Roman" w:hAnsi="Times New Roman" w:eastAsia="FangSong" w:cs="Times New Roman"/>
+        </w:rPr>
+        <w:t>按已知的原子结构规律</w:t>
+      </w:r>
+      <w:r>
+        <w:rPr>
+          <w:rFonts w:hint="eastAsia" w:ascii="Times New Roman" w:hAnsi="Times New Roman" w:eastAsia="Times New Roman" w:cs="Times New Roman"/>
+        </w:rPr>
+        <w:t>，118</w:t>
+      </w:r>
+      <w:r>
+        <w:rPr>
+          <w:rFonts w:ascii="Times New Roman" w:hAnsi="Times New Roman" w:eastAsia="Times New Roman" w:cs="Times New Roman"/>
+        </w:rPr>
+        <w:t xml:space="preserve"> </w:t>
+      </w:r>
+      <w:r>
+        <w:rPr>
+          <w:rFonts w:hint="eastAsia" w:ascii="Times New Roman" w:hAnsi="Times New Roman" w:eastAsia="FangSong" w:cs="Times New Roman"/>
+        </w:rPr>
+        <w:t>号元素应是第</w:t>
+      </w:r>
+      <w:r>
+        <w:rPr>
+          <w:rFonts w:hint="eastAsia" w:ascii="Times New Roman" w:hAnsi="Times New Roman" w:eastAsia="Times New Roman" w:cs="Times New Roman"/>
+        </w:rPr>
+        <w:t>____</w:t>
+      </w:r>
+      <w:r>
+        <w:rPr>
+          <w:rFonts w:hint="eastAsia" w:ascii="Times New Roman" w:hAnsi="Times New Roman" w:eastAsia="FangSong" w:cs="Times New Roman"/>
+        </w:rPr>
+        <w:t>周期第</w:t>
+      </w:r>
+      <w:r>
+        <w:rPr>
+          <w:rFonts w:hint="eastAsia" w:ascii="Times New Roman" w:hAnsi="Times New Roman" w:eastAsia="Times New Roman" w:cs="Times New Roman"/>
+        </w:rPr>
+        <w:t>____</w:t>
+      </w:r>
+      <w:r>
+        <w:rPr>
+          <w:rFonts w:hint="eastAsia" w:ascii="Times New Roman" w:hAnsi="Times New Roman" w:eastAsia="FangSong" w:cs="Times New Roman"/>
+        </w:rPr>
+        <w:t>族元素</w:t>
       </w:r>
       <w:r>
         <w:rPr>
@@ -5913,156 +6232,133 @@
         <w:rPr>
           <w:rFonts w:hint="eastAsia" w:ascii="Times New Roman" w:hAnsi="Times New Roman" w:eastAsia="FangSong" w:cs="Times New Roman"/>
         </w:rPr>
-        <w:t>此三种单质的物质的量之比为</w:t>
-      </w:r>
-      <w:r>
-        <w:rPr>
-          <w:rFonts w:ascii="Times New Roman" w:hAnsi="Times New Roman" w:eastAsia="Times New Roman" w:cs="Times New Roman"/>
-        </w:rPr>
-        <w:t xml:space="preserve"> </w:t>
-      </w:r>
-      <w:r>
-        <w:rPr>
-          <w:rFonts w:hint="eastAsia" w:ascii="Times New Roman" w:hAnsi="Times New Roman" w:eastAsia="Times New Roman" w:cs="Times New Roman"/>
-        </w:rPr>
-        <w:t>1:1:1。</w:t>
-      </w:r>
-      <w:r>
-        <w:rPr>
-          <w:rFonts w:hint="eastAsia" w:ascii="Times New Roman" w:hAnsi="Times New Roman" w:eastAsia="FangSong" w:cs="Times New Roman"/>
-        </w:rPr>
-        <w:t>由此推断以下结论正确的是</w:t>
-      </w:r>
-      <w:r>
-        <w:rPr>
-          <w:rFonts w:hint="eastAsia" w:ascii="Times New Roman" w:hAnsi="Times New Roman" w:eastAsia="Times New Roman" w:cs="Times New Roman"/>
-        </w:rPr>
-        <w:t>(</w:t>
-      </w:r>
-      <w:r>
-        <w:rPr>
-          <w:rFonts w:ascii="Times New Roman" w:hAnsi="Times New Roman" w:eastAsia="Times New Roman" w:cs="Times New Roman"/>
-        </w:rPr>
-        <w:t xml:space="preserve">　)。</w:t>
-      </w:r>
-      <w:r>
-        <w:rPr>
-          <w:rFonts w:ascii="Times New Roman" w:hAnsi="Times New Roman" w:eastAsia="Times New Roman" w:cs="Times New Roman"/>
-        </w:rPr>
-        <w:t xml:space="preserve"> </w:t>
-      </w:r>
-      <w:r>
-        <w:rPr>
-          <w:rFonts w:ascii="Times New Roman" w:hAnsi="Times New Roman" w:eastAsia="Times New Roman" w:cs="Times New Roman"/>
-        </w:rPr>
-        <w:t xml:space="preserve">A. </w:t>
-      </w:r>
-      <w:r>
-        <w:rPr>
-          <w:rFonts w:hint="eastAsia" w:ascii="Times New Roman" w:hAnsi="Times New Roman" w:eastAsia="FangSong" w:cs="Times New Roman"/>
-        </w:rPr>
-        <w:t xml:space="preserve">此元素有三种同位素</w:t>
-      </w:r>
-      <w:r>
-        <w:rPr>
-          <w:rFonts w:ascii="Times New Roman" w:hAnsi="Times New Roman" w:eastAsia="Times New Roman" w:cs="Times New Roman"/>
-        </w:rPr>
-        <w:t xml:space="preserve"> </w:t>
-      </w:r>
-      <w:r>
-        <w:rPr>
-          <w:rFonts w:ascii="Times New Roman" w:hAnsi="Times New Roman" w:eastAsia="Times New Roman" w:cs="Times New Roman"/>
-        </w:rPr>
-        <w:t xml:space="preserve">B. </w:t>
-      </w:r>
-      <w:r>
-        <w:rPr>
-          <w:rFonts w:hint="eastAsia" w:ascii="Times New Roman" w:hAnsi="Times New Roman" w:eastAsia="FangSong" w:cs="Times New Roman"/>
-        </w:rPr>
-        <w:t xml:space="preserve">其中一种同位素质量数为</w:t>
-      </w:r>
-      <w:r>
-        <w:rPr>
-          <w:rFonts w:ascii="Times New Roman" w:hAnsi="Times New Roman" w:eastAsia="Times New Roman" w:cs="Times New Roman"/>
-        </w:rPr>
-        <w:t xml:space="preserve"> 80</w:t>
-      </w:r>
-      <w:r>
-        <w:rPr>
-          <w:rFonts w:ascii="Times New Roman" w:hAnsi="Times New Roman" w:eastAsia="Times New Roman" w:cs="Times New Roman"/>
-        </w:rPr>
-        <w:t xml:space="preserve"> </w:t>
-      </w:r>
-      <w:r>
-        <w:rPr>
-          <w:rFonts w:ascii="Times New Roman" w:hAnsi="Times New Roman" w:eastAsia="Times New Roman" w:cs="Times New Roman"/>
-        </w:rPr>
-        <w:t xml:space="preserve">C. </w:t>
-      </w:r>
-      <w:r>
-        <w:rPr>
-          <w:rFonts w:hint="eastAsia" w:ascii="Times New Roman" w:hAnsi="Times New Roman" w:eastAsia="FangSong" w:cs="Times New Roman"/>
-        </w:rPr>
-        <w:t xml:space="preserve">其中质量数为</w:t>
-      </w:r>
-      <w:r>
-        <w:rPr>
-          <w:rFonts w:ascii="Times New Roman" w:hAnsi="Times New Roman" w:eastAsia="Times New Roman" w:cs="Times New Roman"/>
-        </w:rPr>
-        <w:t xml:space="preserve"> 79 </w:t>
-      </w:r>
-      <w:r>
-        <w:rPr>
-          <w:rFonts w:hint="eastAsia" w:ascii="Times New Roman" w:hAnsi="Times New Roman" w:eastAsia="FangSong" w:cs="Times New Roman"/>
-        </w:rPr>
-        <w:t xml:space="preserve">的同位素原子占总数的</w:t>
-      </w:r>
-      <w:r>
-        <w:rPr>
-          <w:rFonts w:ascii="Times New Roman" w:hAnsi="Times New Roman" w:eastAsia="Times New Roman" w:cs="Times New Roman"/>
-        </w:rPr>
-        <w:t xml:space="preserve"> </w:t>
-      </w:r>
-      <m:oMath>
-        <m:f>
-          <m:fPr>
-            <m:type m:val="bar"/>
-          </m:fPr>
-          <m:num>
-            <m:r>
-              <m:t>1</m:t>
-            </m:r>
-          </m:num>
-          <m:den>
-            <m:r>
-              <m:t>2</m:t>
-            </m:r>
-          </m:den>
-        </m:f>
-      </m:oMath>
-      <w:r>
-        <w:rPr>
-          <w:rFonts w:ascii="Times New Roman" w:hAnsi="Times New Roman" w:eastAsia="Times New Roman" w:cs="Times New Roman"/>
-        </w:rPr>
-        <w:t xml:space="preserve"> </w:t>
-      </w:r>
-      <w:r>
-        <w:rPr>
-          <w:rFonts w:ascii="Times New Roman" w:hAnsi="Times New Roman" w:eastAsia="Times New Roman" w:cs="Times New Roman"/>
-        </w:rPr>
-        <w:t xml:space="preserve">D. </w:t>
-      </w:r>
-      <w:r>
-        <w:rPr>
-          <w:rFonts w:hint="eastAsia" w:ascii="Times New Roman" w:hAnsi="Times New Roman" w:eastAsia="FangSong" w:cs="Times New Roman"/>
-        </w:rPr>
-        <w:t xml:space="preserve">此元素的单质的平均式量为</w:t>
-      </w:r>
-      <w:r>
-        <w:rPr>
-          <w:rFonts w:ascii="Times New Roman" w:hAnsi="Times New Roman" w:eastAsia="Times New Roman" w:cs="Times New Roman"/>
-        </w:rPr>
-        <w:t xml:space="preserve"> 160</w:t>
+        <w:t>它的单质在常温常压下最可能呈现的状态是</w:t>
+      </w:r>
+      <w:r>
+        <w:rPr>
+          <w:rFonts w:hint="eastAsia" w:ascii="Times New Roman" w:hAnsi="Times New Roman" w:eastAsia="Times New Roman" w:cs="Times New Roman"/>
+        </w:rPr>
+        <w:t>____（</w:t>
+      </w:r>
+      <w:r>
+        <w:rPr>
+          <w:rFonts w:hint="eastAsia" w:ascii="Times New Roman" w:hAnsi="Times New Roman" w:eastAsia="FangSong" w:cs="Times New Roman"/>
+        </w:rPr>
+        <w:t>气</w:t>
+      </w:r>
+      <w:r>
+        <w:rPr>
+          <w:rFonts w:hint="eastAsia" w:ascii="Times New Roman" w:hAnsi="Times New Roman" w:eastAsia="Times New Roman" w:cs="Times New Roman"/>
+        </w:rPr>
+        <w:t>、</w:t>
+      </w:r>
+      <w:r>
+        <w:rPr>
+          <w:rFonts w:hint="eastAsia" w:ascii="Times New Roman" w:hAnsi="Times New Roman" w:eastAsia="FangSong" w:cs="Times New Roman"/>
+        </w:rPr>
+        <w:t>液</w:t>
+      </w:r>
+      <w:r>
+        <w:rPr>
+          <w:rFonts w:hint="eastAsia" w:ascii="Times New Roman" w:hAnsi="Times New Roman" w:eastAsia="Times New Roman" w:cs="Times New Roman"/>
+        </w:rPr>
+        <w:t>、</w:t>
+      </w:r>
+      <w:r>
+        <w:rPr>
+          <w:rFonts w:hint="eastAsia" w:ascii="Times New Roman" w:hAnsi="Times New Roman" w:eastAsia="FangSong" w:cs="Times New Roman"/>
+        </w:rPr>
+        <w:t>固选一填入</w:t>
+      </w:r>
+      <w:r>
+        <w:rPr>
+          <w:rFonts w:hint="eastAsia" w:ascii="Times New Roman" w:hAnsi="Times New Roman" w:eastAsia="Times New Roman" w:cs="Times New Roman"/>
+        </w:rPr>
+        <w:t>）</w:t>
+      </w:r>
+      <w:r>
+        <w:rPr>
+          <w:rFonts w:hint="eastAsia" w:ascii="Times New Roman" w:hAnsi="Times New Roman" w:eastAsia="FangSong" w:cs="Times New Roman"/>
+        </w:rPr>
+        <w:t>态</w:t>
+      </w:r>
+      <w:r>
+        <w:rPr>
+          <w:rFonts w:hint="eastAsia" w:ascii="Times New Roman" w:hAnsi="Times New Roman" w:eastAsia="Times New Roman" w:cs="Times New Roman"/>
+        </w:rPr>
+        <w:t>。</w:t>
+      </w:r>
+      <w:r>
+        <w:rPr>
+          <w:rFonts w:hint="eastAsia" w:ascii="Times New Roman" w:hAnsi="Times New Roman" w:eastAsia="FangSong" w:cs="Times New Roman"/>
+        </w:rPr>
+        <w:t>近日传闻俄国合成了第</w:t>
+      </w:r>
+      <w:r>
+        <w:rPr>
+          <w:rFonts w:ascii="Times New Roman" w:hAnsi="Times New Roman" w:eastAsia="Times New Roman" w:cs="Times New Roman"/>
+        </w:rPr>
+        <w:t xml:space="preserve"> 166 </w:t>
+      </w:r>
+      <w:r>
+        <w:rPr>
+          <w:rFonts w:hint="eastAsia" w:ascii="Times New Roman" w:hAnsi="Times New Roman" w:eastAsia="FangSong" w:cs="Times New Roman"/>
+        </w:rPr>
+        <w:t>号元素</w:t>
+      </w:r>
+      <w:r>
+        <w:rPr>
+          <w:rFonts w:hint="eastAsia" w:ascii="Times New Roman" w:hAnsi="Times New Roman" w:eastAsia="Times New Roman" w:cs="Times New Roman"/>
+        </w:rPr>
+        <w:t>，</w:t>
+      </w:r>
+      <w:r>
+        <w:rPr>
+          <w:rFonts w:hint="eastAsia" w:ascii="Times New Roman" w:hAnsi="Times New Roman" w:eastAsia="FangSong" w:cs="Times New Roman"/>
+        </w:rPr>
+        <w:t>若已知原子结构规律不变</w:t>
+      </w:r>
+      <w:r>
+        <w:rPr>
+          <w:rFonts w:hint="eastAsia" w:ascii="Times New Roman" w:hAnsi="Times New Roman" w:eastAsia="Times New Roman" w:cs="Times New Roman"/>
+        </w:rPr>
+        <w:t>，</w:t>
+      </w:r>
+      <w:r>
+        <w:rPr>
+          <w:rFonts w:hint="eastAsia" w:ascii="Times New Roman" w:hAnsi="Times New Roman" w:eastAsia="FangSong" w:cs="Times New Roman"/>
+        </w:rPr>
+        <w:t>该元素应是第</w:t>
+      </w:r>
+      <w:r>
+        <w:rPr>
+          <w:rFonts w:hint="eastAsia" w:ascii="Times New Roman" w:hAnsi="Times New Roman" w:eastAsia="Times New Roman" w:cs="Times New Roman"/>
+        </w:rPr>
+        <w:t>____</w:t>
+      </w:r>
+      <w:r>
+        <w:rPr>
+          <w:rFonts w:hint="eastAsia" w:ascii="Times New Roman" w:hAnsi="Times New Roman" w:eastAsia="FangSong" w:cs="Times New Roman"/>
+        </w:rPr>
+        <w:t>周期第</w:t>
+      </w:r>
+      <w:r>
+        <w:rPr>
+          <w:rFonts w:hint="eastAsia" w:ascii="Times New Roman" w:hAnsi="Times New Roman" w:eastAsia="Times New Roman" w:cs="Times New Roman"/>
+        </w:rPr>
+        <w:t>____</w:t>
+      </w:r>
+      <w:r>
+        <w:rPr>
+          <w:rFonts w:hint="eastAsia" w:ascii="Times New Roman" w:hAnsi="Times New Roman" w:eastAsia="FangSong" w:cs="Times New Roman"/>
+        </w:rPr>
+        <w:t>族元素</w:t>
+      </w:r>
+      <w:r>
+        <w:rPr>
+          <w:rFonts w:hint="eastAsia" w:ascii="Times New Roman" w:hAnsi="Times New Roman" w:eastAsia="Times New Roman" w:cs="Times New Roman"/>
+        </w:rPr>
+        <w:t>。</w:t>
       </w:r>
     </w:p>
     <w:p>
@@ -6150,7 +6446,7 @@
               <w:rPr>
                 <w:rFonts w:hint="eastAsia" w:ascii="Times New Roman" w:hAnsi="Times New Roman" w:eastAsia="FangSong" w:cs="Times New Roman"/>
               </w:rPr>
-              <w:t xml:space="preserve">原子结构</w:t>
+              <w:t xml:space="preserve">元素周期律</w:t>
             </w:r>
           </w:p>
         </w:tc>
@@ -6165,7 +6461,7 @@
               <w:rPr>
                 <w:rFonts w:hint="eastAsia" w:ascii="Times New Roman" w:hAnsi="Times New Roman" w:eastAsia="FangSong" w:cs="Times New Roman"/>
               </w:rPr>
-              <w:t xml:space="preserve">同位素种类与双原子分子式量组合</w:t>
+              <w:t xml:space="preserve">周期元素种数规律与位置外推</w:t>
             </w:r>
           </w:p>
         </w:tc>
@@ -6182,7 +6478,7 @@
               <w:rPr>
                 <w:rFonts w:hint="eastAsia" w:ascii="Times New Roman" w:hAnsi="Times New Roman" w:eastAsia="FangSong" w:cs="Times New Roman"/>
               </w:rPr>
-              <w:t xml:space="preserve">化学计量</w:t>
+              <w:t xml:space="preserve">元素周期表分区</w:t>
             </w:r>
           </w:p>
         </w:tc>
@@ -6195,9 +6491,70 @@
             </w:pPr>
             <w:r>
               <w:rPr>
+                <w:rFonts w:ascii="Times New Roman" w:hAnsi="Times New Roman" w:eastAsia="Times New Roman" w:cs="Times New Roman"/>
+              </w:rPr>
+              <w:t xml:space="preserve">g </w:t>
+            </w:r>
+            <w:r>
+              <w:rPr>
                 <w:rFonts w:hint="eastAsia" w:ascii="Times New Roman" w:hAnsi="Times New Roman" w:eastAsia="FangSong" w:cs="Times New Roman"/>
               </w:rPr>
-              <w:t xml:space="preserve">平均式量的物质的量加权计算</w:t>
+              <w:t>区</w:t>
+            </w:r>
+            <w:r>
+              <w:rPr>
+                <w:rFonts w:hint="eastAsia" w:ascii="Times New Roman" w:hAnsi="Times New Roman" w:eastAsia="Times New Roman" w:cs="Times New Roman"/>
+              </w:rPr>
+              <w:t>（5g</w:t>
+            </w:r>
+            <w:r>
+              <w:rPr>
+                <w:rFonts w:ascii="Times New Roman" w:hAnsi="Times New Roman" w:eastAsia="Times New Roman" w:cs="Times New Roman"/>
+              </w:rPr>
+              <w:t xml:space="preserve"> </w:t>
+            </w:r>
+            <w:r>
+              <w:rPr>
+                <w:rFonts w:hint="eastAsia" w:ascii="Times New Roman" w:hAnsi="Times New Roman" w:eastAsia="FangSong" w:cs="Times New Roman"/>
+              </w:rPr>
+              <w:t>亚层</w:t>
+            </w:r>
+            <w:r>
+              <w:rPr>
+                <w:rFonts w:hint="eastAsia" w:ascii="Times New Roman" w:hAnsi="Times New Roman" w:eastAsia="Times New Roman" w:cs="Times New Roman"/>
+              </w:rPr>
+              <w:t>）</w:t>
+            </w:r>
+            <w:r>
+              <w:rPr>
+                <w:rFonts w:hint="eastAsia" w:ascii="Times New Roman" w:hAnsi="Times New Roman" w:eastAsia="FangSong" w:cs="Times New Roman"/>
+              </w:rPr>
+              <w:t>与</w:t>
+            </w:r>
+            <w:r>
+              <w:rPr>
+                <w:rFonts w:ascii="Times New Roman" w:hAnsi="Times New Roman" w:eastAsia="Times New Roman" w:cs="Times New Roman"/>
+              </w:rPr>
+              <w:t xml:space="preserve"> 8p</w:t>
+            </w:r>
+            <w:r>
+              <w:rPr>
+                <w:rFonts w:ascii="Times New Roman" w:hAnsi="Times New Roman" w:eastAsia="Times New Roman" w:cs="Times New Roman"/>
+                <w:vertAlign w:val="superscript"/>
+              </w:rPr>
+              <w:t>4</w:t>
+            </w:r>
+            <w:r>
+              <w:rPr>
+                <w:rFonts w:ascii="Times New Roman" w:hAnsi="Times New Roman" w:eastAsia="Times New Roman" w:cs="Times New Roman"/>
+              </w:rPr>
+              <w:t xml:space="preserve"> </w:t>
+            </w:r>
+            <w:r>
+              <w:rPr>
+                <w:rFonts w:hint="eastAsia" w:ascii="Times New Roman" w:hAnsi="Times New Roman" w:eastAsia="FangSong" w:cs="Times New Roman"/>
+              </w:rPr>
+              <w:t xml:space="preserve">价电子构型</w:t>
             </w:r>
           </w:p>
         </w:tc>
@@ -6214,7 +6571,7 @@
               <w:rPr>
                 <w:rFonts w:hint="eastAsia" w:ascii="Times New Roman" w:hAnsi="Times New Roman" w:eastAsia="FangSong" w:cs="Times New Roman"/>
               </w:rPr>
-              <w:t xml:space="preserve">元素周期律</w:t>
+              <w:t xml:space="preserve">稀有气体</w:t>
             </w:r>
           </w:p>
         </w:tc>
@@ -6227,9 +6584,27 @@
             </w:pPr>
             <w:r>
               <w:rPr>
+                <w:rFonts w:ascii="Times New Roman" w:hAnsi="Times New Roman" w:eastAsia="Times New Roman" w:cs="Times New Roman"/>
+              </w:rPr>
+              <w:t xml:space="preserve">118 </w:t>
+            </w:r>
+            <w:r>
+              <w:rPr>
                 <w:rFonts w:hint="eastAsia" w:ascii="Times New Roman" w:hAnsi="Times New Roman" w:eastAsia="FangSong" w:cs="Times New Roman"/>
               </w:rPr>
-              <w:t xml:space="preserve">同位素丰度与原子质量</w:t>
+              <w:t xml:space="preserve">号</w:t>
+            </w:r>
+            <w:r>
+              <w:rPr>
+                <w:rFonts w:ascii="Times New Roman" w:hAnsi="Times New Roman" w:eastAsia="Times New Roman" w:cs="Times New Roman"/>
+              </w:rPr>
+              <w:t xml:space="preserve"> 0 </w:t>
+            </w:r>
+            <w:r>
+              <w:rPr>
+                <w:rFonts w:hint="eastAsia" w:ascii="Times New Roman" w:hAnsi="Times New Roman" w:eastAsia="FangSong" w:cs="Times New Roman"/>
+              </w:rPr>
+              <w:t xml:space="preserve">族气态单质</w:t>
             </w:r>
           </w:p>
         </w:tc>
@@ -6263,192 +6638,6 @@
           <w:rFonts w:hint="eastAsia" w:ascii="Times New Roman" w:hAnsi="Times New Roman" w:eastAsia="Times New Roman" w:cs="Times New Roman"/>
         </w:rPr>
         <w:t>13</w:t>
-      </w:r>
-      <w:r>
-        <w:rPr>
-          <w:rFonts w:hint="eastAsia" w:ascii="Times New Roman" w:hAnsi="Times New Roman" w:eastAsia="SimHei" w:cs="Times New Roman"/>
-        </w:rPr>
-        <w:t>题</w:t>
-      </w:r>
-    </w:p>
-    <w:p>
-      <w:pPr>
-        <w:pStyle w:val="FirstParagraph"/>
-      </w:pPr>
-      <w:r>
-        <w:rPr>
-          <w:rFonts w:hint="eastAsia" w:ascii="Times New Roman" w:hAnsi="Times New Roman" w:eastAsia="FangSong" w:cs="Times New Roman"/>
-          <w:b/>
-          <w:bCs/>
-        </w:rPr>
-        <w:t xml:space="preserve">题目</w:t>
-      </w:r>
-      <w:r>
-        <w:rPr>
-          <w:rFonts w:hint="eastAsia" w:ascii="Times New Roman" w:hAnsi="Times New Roman" w:eastAsia="Times New Roman" w:cs="Times New Roman"/>
-        </w:rPr>
-        <w:t>：</w:t>
-      </w:r>
-      <w:r>
-        <w:rPr>
-          <w:rFonts w:hint="eastAsia" w:ascii="Times New Roman" w:hAnsi="Times New Roman" w:eastAsia="FangSong" w:cs="Times New Roman"/>
-        </w:rPr>
-        <w:t>照相定影用</w:t>
-      </w:r>
-      <w:r>
-        <w:rPr>
-          <w:rFonts w:hint="eastAsia" w:ascii="Times New Roman" w:hAnsi="Times New Roman" w:eastAsia="Times New Roman" w:cs="Times New Roman"/>
-        </w:rPr>
-        <w:t>Na</w:t>
-      </w:r>
-      <w:r>
-        <w:rPr>
-          <w:rFonts w:hint="eastAsia" w:ascii="Times New Roman" w:hAnsi="Times New Roman" w:eastAsia="Times New Roman" w:cs="Times New Roman"/>
-          <w:vertAlign w:val="subscript"/>
-        </w:rPr>
-        <w:t>2</w:t>
-      </w:r>
-      <w:r>
-        <w:rPr>
-          <w:rFonts w:hint="eastAsia" w:ascii="Times New Roman" w:hAnsi="Times New Roman" w:eastAsia="Times New Roman" w:cs="Times New Roman"/>
-        </w:rPr>
-        <w:t>S</w:t>
-      </w:r>
-      <w:r>
-        <w:rPr>
-          <w:rFonts w:hint="eastAsia" w:ascii="Times New Roman" w:hAnsi="Times New Roman" w:eastAsia="Times New Roman" w:cs="Times New Roman"/>
-          <w:vertAlign w:val="subscript"/>
-        </w:rPr>
-        <w:t>2</w:t>
-      </w:r>
-      <w:r>
-        <w:rPr>
-          <w:rFonts w:hint="eastAsia" w:ascii="Times New Roman" w:hAnsi="Times New Roman" w:eastAsia="Times New Roman" w:cs="Times New Roman"/>
-        </w:rPr>
-        <w:t>O</w:t>
-      </w:r>
-      <w:r>
-        <w:rPr>
-          <w:rFonts w:hint="eastAsia" w:ascii="Times New Roman" w:hAnsi="Times New Roman" w:eastAsia="Times New Roman" w:cs="Times New Roman"/>
-          <w:vertAlign w:val="subscript"/>
-        </w:rPr>
-        <w:t>3</w:t>
-      </w:r>
-      <w:r>
-        <w:rPr>
-          <w:rFonts w:hint="eastAsia" w:ascii="Times New Roman" w:hAnsi="Times New Roman" w:eastAsia="FangSong" w:cs="Times New Roman"/>
-        </w:rPr>
-        <w:t>溶解</w:t>
-      </w:r>
-      <w:r>
-        <w:rPr>
-          <w:rFonts w:hint="eastAsia" w:ascii="Times New Roman" w:hAnsi="Times New Roman" w:eastAsia="Times New Roman" w:cs="Times New Roman"/>
-        </w:rPr>
-        <w:t>AgX。(1)</w:t>
-      </w:r>
-      <w:r>
-        <w:rPr>
-          <w:rFonts w:hint="eastAsia" w:ascii="Times New Roman" w:hAnsi="Times New Roman" w:eastAsia="FangSong" w:cs="Times New Roman"/>
-        </w:rPr>
-        <w:t>旧定影液使胶片发花的原因</w:t>
-      </w:r>
-      <w:r>
-        <w:rPr>
-          <w:rFonts w:hint="eastAsia" w:ascii="Times New Roman" w:hAnsi="Times New Roman" w:eastAsia="Times New Roman" w:cs="Times New Roman"/>
-        </w:rPr>
-        <w:t>。(2)</w:t>
-      </w:r>
-      <w:r>
-        <w:rPr>
-          <w:rFonts w:hint="eastAsia" w:ascii="Times New Roman" w:hAnsi="Times New Roman" w:eastAsia="FangSong" w:cs="Times New Roman"/>
-        </w:rPr>
-        <w:t>加</w:t>
-      </w:r>
-      <w:r>
-        <w:rPr>
-          <w:rFonts w:hint="eastAsia" w:ascii="Times New Roman" w:hAnsi="Times New Roman" w:eastAsia="Times New Roman" w:cs="Times New Roman"/>
-        </w:rPr>
-        <w:t>Na</w:t>
-      </w:r>
-      <w:r>
-        <w:rPr>
-          <w:rFonts w:hint="eastAsia" w:ascii="Times New Roman" w:hAnsi="Times New Roman" w:eastAsia="Times New Roman" w:cs="Times New Roman"/>
-          <w:vertAlign w:val="subscript"/>
-        </w:rPr>
-        <w:t>2</w:t>
-      </w:r>
-      <w:r>
-        <w:rPr>
-          <w:rFonts w:hint="eastAsia" w:ascii="Times New Roman" w:hAnsi="Times New Roman" w:eastAsia="Times New Roman" w:cs="Times New Roman"/>
-        </w:rPr>
-        <w:t>S</w:t>
-      </w:r>
-      <w:r>
-        <w:rPr>
-          <w:rFonts w:hint="eastAsia" w:ascii="Times New Roman" w:hAnsi="Times New Roman" w:eastAsia="FangSong" w:cs="Times New Roman"/>
-        </w:rPr>
-        <w:t>再生的原理</w:t>
-      </w:r>
-      <w:r>
-        <w:rPr>
-          <w:rFonts w:hint="eastAsia" w:ascii="Times New Roman" w:hAnsi="Times New Roman" w:eastAsia="Times New Roman" w:cs="Times New Roman"/>
-        </w:rPr>
-        <w:t>。(3)Na</w:t>
-      </w:r>
-      <w:r>
-        <w:rPr>
-          <w:rFonts w:hint="eastAsia" w:ascii="Times New Roman" w:hAnsi="Times New Roman" w:eastAsia="Times New Roman" w:cs="Times New Roman"/>
-          <w:vertAlign w:val="subscript"/>
-        </w:rPr>
-        <w:t>2</w:t>
-      </w:r>
-      <w:r>
-        <w:rPr>
-          <w:rFonts w:hint="eastAsia" w:ascii="Times New Roman" w:hAnsi="Times New Roman" w:eastAsia="Times New Roman" w:cs="Times New Roman"/>
-        </w:rPr>
-        <w:t>S</w:t>
-      </w:r>
-      <w:r>
-        <w:rPr>
-          <w:rFonts w:hint="eastAsia" w:ascii="Times New Roman" w:hAnsi="Times New Roman" w:eastAsia="FangSong" w:cs="Times New Roman"/>
-        </w:rPr>
-        <w:t>过量也会发花的原因</w:t>
-      </w:r>
-      <w:r>
-        <w:rPr>
-          <w:rFonts w:hint="eastAsia" w:ascii="Times New Roman" w:hAnsi="Times New Roman" w:eastAsia="Times New Roman" w:cs="Times New Roman"/>
-        </w:rPr>
-        <w:t>。</w:t>
-      </w:r>
-    </w:p>
-    <w:p>
-      <w:pPr>
-        <w:spacing w:before="160" w:after="80"/>
-      </w:pPr>
-      <w:r>
-        <w:pict>
-          <v:rect style="width:0;height:1.5pt" o:hralign="center" o:hrstd="t" o:hr="t"/>
-        </w:pict>
-      </w:r>
-    </w:p>
-    <w:bookmarkEnd w:id="42"/>
-    <w:bookmarkStart w:id="43" w:name="第14题"/>
-    <w:p>
-      <w:pPr>
-        <w:pStyle w:val="Heading3"/>
-        <w:spacing w:before="280" w:after="120"/>
-      </w:pPr>
-      <w:r>
-        <w:rPr>
-          <w:rFonts w:hint="eastAsia" w:ascii="Times New Roman" w:hAnsi="Times New Roman" w:eastAsia="SimHei" w:cs="Times New Roman"/>
-        </w:rPr>
-        <w:t>第</w:t>
-      </w:r>
-      <w:r>
-        <w:rPr>
-          <w:rFonts w:hint="eastAsia" w:ascii="Times New Roman" w:hAnsi="Times New Roman" w:eastAsia="Times New Roman" w:cs="Times New Roman"/>
-        </w:rPr>
-        <w:t>14</w:t>
       </w:r>
       <w:r>
         <w:rPr>
@@ -6946,8 +7135,8 @@
         </w:pict>
       </w:r>
     </w:p>
-    <w:bookmarkEnd w:id="43"/>
-    <w:bookmarkStart w:id="44" w:name="第15题"/>
+    <w:bookmarkEnd w:id="42"/>
+    <w:bookmarkStart w:id="43" w:name="第14题"/>
     <w:p>
       <w:pPr>
         <w:pStyle w:val="Heading3"/>
@@ -6963,7 +7152,7 @@
         <w:rPr>
           <w:rFonts w:hint="eastAsia" w:ascii="Times New Roman" w:hAnsi="Times New Roman" w:eastAsia="Times New Roman" w:cs="Times New Roman"/>
         </w:rPr>
-        <w:t>15</w:t>
+        <w:t>14</w:t>
       </w:r>
       <w:r>
         <w:rPr>
@@ -7296,8 +7485,8 @@
         </w:pict>
       </w:r>
     </w:p>
-    <w:bookmarkEnd w:id="44"/>
-    <w:bookmarkStart w:id="45" w:name="第16题"/>
+    <w:bookmarkEnd w:id="43"/>
+    <w:bookmarkStart w:id="44" w:name="第15题"/>
     <w:p>
       <w:pPr>
         <w:pStyle w:val="Heading3"/>
@@ -7313,7 +7502,7 @@
         <w:rPr>
           <w:rFonts w:hint="eastAsia" w:ascii="Times New Roman" w:hAnsi="Times New Roman" w:eastAsia="Times New Roman" w:cs="Times New Roman"/>
         </w:rPr>
-        <w:t>16</w:t>
+        <w:t>15</w:t>
       </w:r>
       <w:r>
         <w:rPr>
@@ -7634,6 +7823,121 @@
           <w:rFonts w:hint="eastAsia" w:ascii="Times New Roman" w:hAnsi="Times New Roman" w:eastAsia="Times New Roman" w:cs="Times New Roman"/>
         </w:rPr>
         <w:t>？</w:t>
+      </w:r>
+    </w:p>
+    <w:p>
+      <w:pPr>
+        <w:spacing w:before="160" w:after="80"/>
+      </w:pPr>
+      <w:r>
+        <w:pict>
+          <v:rect style="width:0;height:1.5pt" o:hralign="center" o:hrstd="t" o:hr="t"/>
+        </w:pict>
+      </w:r>
+    </w:p>
+    <w:bookmarkEnd w:id="44"/>
+    <w:bookmarkStart w:id="45" w:name="第16题"/>
+    <w:p>
+      <w:pPr>
+        <w:pStyle w:val="Heading3"/>
+        <w:spacing w:before="280" w:after="120"/>
+      </w:pPr>
+      <w:r>
+        <w:rPr>
+          <w:rFonts w:hint="eastAsia" w:ascii="Times New Roman" w:hAnsi="Times New Roman" w:eastAsia="SimHei" w:cs="Times New Roman"/>
+        </w:rPr>
+        <w:t>第</w:t>
+      </w:r>
+      <w:r>
+        <w:rPr>
+          <w:rFonts w:hint="eastAsia" w:ascii="Times New Roman" w:hAnsi="Times New Roman" w:eastAsia="Times New Roman" w:cs="Times New Roman"/>
+        </w:rPr>
+        <w:t>16</w:t>
+      </w:r>
+      <w:r>
+        <w:rPr>
+          <w:rFonts w:hint="eastAsia" w:ascii="Times New Roman" w:hAnsi="Times New Roman" w:eastAsia="SimHei" w:cs="Times New Roman"/>
+        </w:rPr>
+        <w:t>题</w:t>
+      </w:r>
+    </w:p>
+    <w:p>
+      <w:pPr>
+        <w:pStyle w:val="FirstParagraph"/>
+      </w:pPr>
+      <w:r>
+        <w:rPr>
+          <w:rFonts w:hint="eastAsia" w:ascii="Times New Roman" w:hAnsi="Times New Roman" w:eastAsia="FangSong" w:cs="Times New Roman"/>
+          <w:b/>
+          <w:bCs/>
+        </w:rPr>
+        <w:t xml:space="preserve">题目</w:t>
+      </w:r>
+      <w:r>
+        <w:rPr>
+          <w:rFonts w:hint="eastAsia" w:ascii="Times New Roman" w:hAnsi="Times New Roman" w:eastAsia="Times New Roman" w:cs="Times New Roman"/>
+        </w:rPr>
+        <w:t>：</w:t>
+      </w:r>
+      <w:r>
+        <w:rPr>
+          <w:rFonts w:hint="eastAsia" w:ascii="Times New Roman" w:hAnsi="Times New Roman" w:eastAsia="FangSong" w:cs="Times New Roman"/>
+        </w:rPr>
+        <w:t>钒与吡啶</w:t>
+      </w:r>
+      <w:r>
+        <w:rPr>
+          <w:rFonts w:hint="eastAsia" w:ascii="Times New Roman" w:hAnsi="Times New Roman" w:eastAsia="Times New Roman" w:cs="Times New Roman"/>
+        </w:rPr>
+        <w:t>-2-</w:t>
+      </w:r>
+      <w:r>
+        <w:rPr>
+          <w:rFonts w:hint="eastAsia" w:ascii="Times New Roman" w:hAnsi="Times New Roman" w:eastAsia="FangSong" w:cs="Times New Roman"/>
+        </w:rPr>
+        <w:t>甲酸根形成电中性配合物</w:t>
+      </w:r>
+      <w:r>
+        <w:rPr>
+          <w:rFonts w:hint="eastAsia" w:ascii="Times New Roman" w:hAnsi="Times New Roman" w:eastAsia="Times New Roman" w:cs="Times New Roman"/>
+        </w:rPr>
+        <w:t>，</w:t>
+      </w:r>
+      <w:r>
+        <w:rPr>
+          <w:rFonts w:hint="eastAsia" w:ascii="Times New Roman" w:hAnsi="Times New Roman" w:eastAsia="FangSong" w:cs="Times New Roman"/>
+        </w:rPr>
+        <w:t>氧质量分数</w:t>
+      </w:r>
+      <w:r>
+        <w:rPr>
+          <w:rFonts w:hint="eastAsia" w:ascii="Times New Roman" w:hAnsi="Times New Roman" w:eastAsia="Times New Roman" w:cs="Times New Roman"/>
+        </w:rPr>
+        <w:t>25.7%。</w:t>
+      </w:r>
+      <w:r>
+        <w:rPr>
+          <w:rFonts w:hint="eastAsia" w:ascii="Times New Roman" w:hAnsi="Times New Roman" w:eastAsia="FangSong" w:cs="Times New Roman"/>
+        </w:rPr>
+        <w:t>画出结构</w:t>
+      </w:r>
+      <w:r>
+        <w:rPr>
+          <w:rFonts w:hint="eastAsia" w:ascii="Times New Roman" w:hAnsi="Times New Roman" w:eastAsia="Times New Roman" w:cs="Times New Roman"/>
+        </w:rPr>
+        <w:t>，</w:t>
+      </w:r>
+      <w:r>
+        <w:rPr>
+          <w:rFonts w:hint="eastAsia" w:ascii="Times New Roman" w:hAnsi="Times New Roman" w:eastAsia="FangSong" w:cs="Times New Roman"/>
+        </w:rPr>
+        <w:t>指出氧化态</w:t>
+      </w:r>
+      <w:r>
+        <w:rPr>
+          <w:rFonts w:hint="eastAsia" w:ascii="Times New Roman" w:hAnsi="Times New Roman" w:eastAsia="Times New Roman" w:cs="Times New Roman"/>
+        </w:rPr>
+        <w:t>。</w:t>
       </w:r>
     </w:p>
     <w:p>

--- a/00-首页/题组Word/第一轮·综合套卷/第一轮综合卷11-学生版.docx
+++ b/00-首页/题组Word/第一轮·综合套卷/第一轮综合卷11-学生版.docx
@@ -11332,67 +11332,6 @@
           <w:rFonts w:hint="eastAsia" w:ascii="Times New Roman" w:hAnsi="Times New Roman" w:eastAsia="Times New Roman" w:cs="Times New Roman"/>
         </w:rPr>
         <w:t>。</w:t>
-      </w:r>
-    </w:p>
-    <w:p>
-      <w:pPr>
-        <w:pStyle w:val="BodyText"/>
-      </w:pPr>
-      <w:r>
-        <w:rPr>
-          <w:rFonts w:hint="eastAsia" w:ascii="Times New Roman" w:hAnsi="Times New Roman" w:eastAsia="FangSong" w:cs="Times New Roman"/>
-          <w:b/>
-          <w:bCs/>
-        </w:rPr>
-        <w:t xml:space="preserve">来源</w:t>
-      </w:r>
-      <w:r>
-        <w:rPr>
-          <w:rFonts w:hint="eastAsia" w:ascii="Times New Roman" w:hAnsi="Times New Roman" w:eastAsia="Times New Roman" w:cs="Times New Roman"/>
-        </w:rPr>
-        <w:t>：</w:t>
-      </w:r>
-      <w:r>
-        <w:rPr>
-          <w:rFonts w:hint="eastAsia" w:ascii="Times New Roman" w:hAnsi="Times New Roman" w:eastAsia="FangSong" w:cs="Times New Roman"/>
-        </w:rPr>
-        <w:t>化学竞赛初赛讲义</w:t>
-      </w:r>
-      <w:r>
-        <w:rPr>
-          <w:rFonts w:ascii="Times New Roman" w:hAnsi="Times New Roman" w:eastAsia="Times New Roman" w:cs="Times New Roman"/>
-        </w:rPr>
-        <w:t xml:space="preserve"> </w:t>
-      </w:r>
-      <w:r>
-        <w:rPr>
-          <w:rFonts w:hint="eastAsia" w:ascii="Times New Roman" w:hAnsi="Times New Roman" w:eastAsia="FangSong" w:cs="Times New Roman"/>
-        </w:rPr>
-        <w:t>第</w:t>
-      </w:r>
-      <w:r>
-        <w:rPr>
-          <w:rFonts w:hint="eastAsia" w:ascii="Times New Roman" w:hAnsi="Times New Roman" w:eastAsia="Times New Roman" w:cs="Times New Roman"/>
-        </w:rPr>
-        <w:t>1</w:t>
-      </w:r>
-      <w:r>
-        <w:rPr>
-          <w:rFonts w:hint="eastAsia" w:ascii="Times New Roman" w:hAnsi="Times New Roman" w:eastAsia="FangSong" w:cs="Times New Roman"/>
-        </w:rPr>
-        <w:t>讲</w:t>
-      </w:r>
-      <w:r>
-        <w:rPr>
-          <w:rFonts w:ascii="Times New Roman" w:hAnsi="Times New Roman" w:eastAsia="Times New Roman" w:cs="Times New Roman"/>
-        </w:rPr>
-        <w:t xml:space="preserve"> §1.6 </w:t>
-      </w:r>
-      <w:r>
-        <w:rPr>
-          <w:rFonts w:hint="eastAsia" w:ascii="Times New Roman" w:hAnsi="Times New Roman" w:eastAsia="FangSong" w:cs="Times New Roman"/>
-        </w:rPr>
-        <w:t xml:space="preserve">习题</w:t>
       </w:r>
     </w:p>
     <w:p>
@@ -19819,25 +19758,7 @@
         <w:rPr>
           <w:rFonts w:hint="eastAsia" w:ascii="Times New Roman" w:hAnsi="Times New Roman" w:eastAsia="Times New Roman" w:cs="Times New Roman"/>
         </w:rPr>
-        <w:t>【</w:t>
-      </w:r>
-      <w:r>
-        <w:rPr>
-          <w:rFonts w:hint="eastAsia" w:ascii="Times New Roman" w:hAnsi="Times New Roman" w:eastAsia="FangSong" w:cs="Times New Roman"/>
-        </w:rPr>
-        <w:t>例</w:t>
-      </w:r>
-      <w:r>
-        <w:rPr>
-          <w:rFonts w:ascii="Times New Roman" w:hAnsi="Times New Roman" w:eastAsia="Times New Roman" w:cs="Times New Roman"/>
-        </w:rPr>
-        <w:t xml:space="preserve"> </w:t>
-      </w:r>
-      <w:r>
-        <w:rPr>
-          <w:rFonts w:hint="eastAsia" w:ascii="Times New Roman" w:hAnsi="Times New Roman" w:eastAsia="Times New Roman" w:cs="Times New Roman"/>
-        </w:rPr>
-        <w:t xml:space="preserve">1】（2008</w:t>
+        <w:t xml:space="preserve">（2008</w:t>
       </w:r>
       <w:r>
         <w:rPr>
